--- a/examples/projects/dr_timbo/reports/Dr_Timbo_Borehole_Completion_Report.docx
+++ b/examples/projects/dr_timbo/reports/Dr_Timbo_Borehole_Completion_Report.docx
@@ -2454,7 +2454,7 @@
       <w:r>
         <w:drawing>
           <wp:inline xmlns:a="http://schemas.openxmlformats.org/drawingml/2006/main" xmlns:pic="http://schemas.openxmlformats.org/drawingml/2006/picture">
-            <wp:extent cx="4860000" cy="5534715"/>
+            <wp:extent cx="4860000" cy="5538140"/>
             <wp:docPr id="1" name="Picture 1"/>
             <wp:cNvGraphicFramePr>
               <a:graphicFrameLocks noChangeAspect="1"/>
@@ -2475,7 +2475,7 @@
                   <pic:spPr>
                     <a:xfrm>
                       <a:off x="0" y="0"/>
-                      <a:ext cx="4860000" cy="5534715"/>
+                      <a:ext cx="4860000" cy="5538140"/>
                     </a:xfrm>
                     <a:prstGeom prst="rect"/>
                   </pic:spPr>

--- a/examples/projects/dr_timbo/reports/Dr_Timbo_Borehole_Completion_Report.docx
+++ b/examples/projects/dr_timbo/reports/Dr_Timbo_Borehole_Completion_Report.docx
@@ -136,6 +136,64 @@
         <w:fldChar w:fldCharType="separate"/>
         <w:t>Right-click and choose Update Field to fill the table of contents.</w:t>
         <w:fldChar w:fldCharType="end"/>
+      </w:r>
+    </w:p>
+    <w:p>
+      <w:r>
+        <w:br w:type="page"/>
+      </w:r>
+    </w:p>
+    <w:p>
+      <w:pPr>
+        <w:pStyle w:val="Heading1"/>
+      </w:pPr>
+      <w:r>
+        <w:t>Executive Summary</w:t>
+      </w:r>
+    </w:p>
+    <w:p>
+      <w:pPr>
+        <w:jc w:val="both"/>
+      </w:pPr>
+      <w:r>
+        <w:rPr>
+          <w:b w:val="0"/>
+          <w:i w:val="0"/>
+        </w:rPr>
+        <w:t>This report documents the drilling, construction and testing of the borehole at Dr. Timbo's Residence. The borehole was drilled to 70 m by Air rotary (DTH hammer) and is recorded as successful. The recommended safe yield is 0.97 m3/h at a pump setting of 39 m. The water requires treatment before drinking.</w:t>
+      </w:r>
+    </w:p>
+    <w:p>
+      <w:r>
+        <w:rPr>
+          <w:b/>
+          <w:i w:val="0"/>
+        </w:rPr>
+        <w:t>Key findings:</w:t>
+      </w:r>
+    </w:p>
+    <w:p>
+      <w:pPr>
+        <w:pStyle w:val="ListBullet"/>
+      </w:pPr>
+      <w:r>
+        <w:t>Borehole depth: 70 m, Successful.</w:t>
+      </w:r>
+    </w:p>
+    <w:p>
+      <w:pPr>
+        <w:pStyle w:val="ListBullet"/>
+      </w:pPr>
+      <w:r>
+        <w:t>Safe yield: 0.97 m3/h.</w:t>
+      </w:r>
+    </w:p>
+    <w:p>
+      <w:pPr>
+        <w:pStyle w:val="ListBullet"/>
+      </w:pPr>
+      <w:r>
+        <w:t>Water safety: treatment required before drinking.</w:t>
       </w:r>
     </w:p>
     <w:p>
@@ -2440,7 +2498,7 @@
               <w:rPr>
                 <w:sz w:val="19"/>
               </w:rPr>
-              <w:t>40 m</w:t>
+              <w:t>39 m</w:t>
             </w:r>
           </w:p>
         </w:tc>
@@ -2454,7 +2512,7 @@
       <w:r>
         <w:drawing>
           <wp:inline xmlns:a="http://schemas.openxmlformats.org/drawingml/2006/main" xmlns:pic="http://schemas.openxmlformats.org/drawingml/2006/picture">
-            <wp:extent cx="4860000" cy="5538140"/>
+            <wp:extent cx="4860000" cy="5032704"/>
             <wp:docPr id="1" name="Picture 1"/>
             <wp:cNvGraphicFramePr>
               <a:graphicFrameLocks noChangeAspect="1"/>
@@ -2463,7 +2521,7 @@
               <a:graphicData uri="http://schemas.openxmlformats.org/drawingml/2006/picture">
                 <pic:pic>
                   <pic:nvPicPr>
-                    <pic:cNvPr id="0" name="borehole_design.png"/>
+                    <pic:cNvPr id="0" name="borehole_design_BH-1.png"/>
                     <pic:cNvPicPr/>
                   </pic:nvPicPr>
                   <pic:blipFill>
@@ -2475,7 +2533,7 @@
                   <pic:spPr>
                     <a:xfrm>
                       <a:off x="0" y="0"/>
-                      <a:ext cx="4860000" cy="5538140"/>
+                      <a:ext cx="4860000" cy="5032704"/>
                     </a:xfrm>
                     <a:prstGeom prst="rect"/>
                   </pic:spPr>
@@ -2854,7 +2912,7 @@
               <a:graphicData uri="http://schemas.openxmlformats.org/drawingml/2006/picture">
                 <pic:pic>
                   <pic:nvPicPr>
-                    <pic:cNvPr id="0" name="test_overview.png"/>
+                    <pic:cNvPr id="0" name="test_overview_BH-1.png"/>
                     <pic:cNvPicPr/>
                   </pic:nvPicPr>
                   <pic:blipFill>
@@ -3412,7 +3470,7 @@
               <w:rPr>
                 <w:sz w:val="19"/>
               </w:rPr>
-              <w:t>40 m</w:t>
+              <w:t>39 m</w:t>
             </w:r>
           </w:p>
         </w:tc>
@@ -3436,7 +3494,7 @@
           <w:b w:val="0"/>
           <w:i w:val="0"/>
         </w:rPr>
-        <w:t>The water does not meet the health based guideline value(s) for: Manganese. Treatment or an alternative source is required before the water is used for drinking.</w:t>
+        <w:t>The water does not meet the health based guideline value(s) for: Manganese, Total coliforms. Treatment or an alternative source is required before the water is used for drinking.</w:t>
       </w:r>
     </w:p>
     <w:p>
@@ -3632,6 +3690,78 @@
               <w:rPr>
                 <w:sz w:val="19"/>
               </w:rPr>
+              <w:t>Total coliforms</w:t>
+            </w:r>
+          </w:p>
+        </w:tc>
+        <w:tc>
+          <w:tcPr>
+            <w:tcW w:type="dxa" w:w="1814"/>
+          </w:tcPr>
+          <w:p>
+            <w:r/>
+            <w:r>
+              <w:rPr>
+                <w:sz w:val="19"/>
+              </w:rPr>
+              <w:t>4</w:t>
+            </w:r>
+          </w:p>
+        </w:tc>
+        <w:tc>
+          <w:tcPr>
+            <w:tcW w:type="dxa" w:w="1814"/>
+          </w:tcPr>
+          <w:p>
+            <w:r/>
+            <w:r>
+              <w:rPr>
+                <w:sz w:val="19"/>
+              </w:rPr>
+              <w:t>CFU/100 mL</w:t>
+            </w:r>
+          </w:p>
+        </w:tc>
+        <w:tc>
+          <w:tcPr>
+            <w:tcW w:type="dxa" w:w="1814"/>
+          </w:tcPr>
+          <w:p>
+            <w:r/>
+            <w:r>
+              <w:rPr>
+                <w:sz w:val="19"/>
+              </w:rPr>
+              <w:t>0</w:t>
+            </w:r>
+          </w:p>
+        </w:tc>
+        <w:tc>
+          <w:tcPr>
+            <w:tcW w:type="dxa" w:w="1814"/>
+          </w:tcPr>
+          <w:p>
+            <w:r/>
+            <w:r>
+              <w:rPr>
+                <w:sz w:val="19"/>
+              </w:rPr>
+              <w:t>microbiological indicator detected above the limit (0); a health (faecal contamination) concern, not aesthetic</w:t>
+            </w:r>
+          </w:p>
+        </w:tc>
+      </w:tr>
+      <w:tr>
+        <w:tc>
+          <w:tcPr>
+            <w:tcW w:type="dxa" w:w="1814"/>
+          </w:tcPr>
+          <w:p>
+            <w:r/>
+            <w:r>
+              <w:rPr>
+                <w:sz w:val="19"/>
+              </w:rPr>
               <w:t>pH</w:t>
             </w:r>
           </w:p>
@@ -3688,7 +3818,7 @@
               <w:rPr>
                 <w:sz w:val="19"/>
               </w:rPr>
-              <w:t>exceeds the national standard limit (6.5-8.5)</w:t>
+              <w:t>exceeds the national acceptability limit (6.5-8.5)</w:t>
             </w:r>
           </w:p>
         </w:tc>
@@ -3760,79 +3890,7 @@
               <w:rPr>
                 <w:sz w:val="19"/>
               </w:rPr>
-              <w:t>exceeds the national standard limit (0.3)</w:t>
-            </w:r>
-          </w:p>
-        </w:tc>
-      </w:tr>
-      <w:tr>
-        <w:tc>
-          <w:tcPr>
-            <w:tcW w:type="dxa" w:w="1814"/>
-          </w:tcPr>
-          <w:p>
-            <w:r/>
-            <w:r>
-              <w:rPr>
-                <w:sz w:val="19"/>
-              </w:rPr>
-              <w:t>Total coliforms</w:t>
-            </w:r>
-          </w:p>
-        </w:tc>
-        <w:tc>
-          <w:tcPr>
-            <w:tcW w:type="dxa" w:w="1814"/>
-          </w:tcPr>
-          <w:p>
-            <w:r/>
-            <w:r>
-              <w:rPr>
-                <w:sz w:val="19"/>
-              </w:rPr>
-              <w:t>4</w:t>
-            </w:r>
-          </w:p>
-        </w:tc>
-        <w:tc>
-          <w:tcPr>
-            <w:tcW w:type="dxa" w:w="1814"/>
-          </w:tcPr>
-          <w:p>
-            <w:r/>
-            <w:r>
-              <w:rPr>
-                <w:sz w:val="19"/>
-              </w:rPr>
-              <w:t>CFU/100 mL</w:t>
-            </w:r>
-          </w:p>
-        </w:tc>
-        <w:tc>
-          <w:tcPr>
-            <w:tcW w:type="dxa" w:w="1814"/>
-          </w:tcPr>
-          <w:p>
-            <w:r/>
-            <w:r>
-              <w:rPr>
-                <w:sz w:val="19"/>
-              </w:rPr>
-              <w:t>0</w:t>
-            </w:r>
-          </w:p>
-        </w:tc>
-        <w:tc>
-          <w:tcPr>
-            <w:tcW w:type="dxa" w:w="1814"/>
-          </w:tcPr>
-          <w:p>
-            <w:r/>
-            <w:r>
-              <w:rPr>
-                <w:sz w:val="19"/>
-              </w:rPr>
-              <w:t>exceeds the national standard limit (0)</w:t>
+              <w:t>exceeds the national acceptability limit (0.3)</w:t>
             </w:r>
           </w:p>
         </w:tc>
@@ -3860,7 +3918,7 @@
         <w:pStyle w:val="ListBullet"/>
       </w:pPr>
       <w:r>
-        <w:t>The recommended abstraction rate is 1.01 m3/h (safety factor 1.5 applied to the long term yield).</w:t>
+        <w:t>The recommended abstraction rate is 0.97 m3/h (safety factor 1.5 applied to the long term yield).</w:t>
       </w:r>
     </w:p>
     <w:p>
@@ -3868,7 +3926,7 @@
         <w:pStyle w:val="ListBullet"/>
       </w:pPr>
       <w:r>
-        <w:t>The pump installation depth is 40 m.</w:t>
+        <w:t>The pump installation depth is 39 m.</w:t>
       </w:r>
     </w:p>
     <w:p>
@@ -3887,6 +3945,737 @@
         <w:t>Water treatment is required before drinking; see the water quality assessment.</w:t>
       </w:r>
     </w:p>
+    <w:p>
+      <w:pPr>
+        <w:pStyle w:val="Heading1"/>
+      </w:pPr>
+      <w:r>
+        <w:t>References</w:t>
+      </w:r>
+    </w:p>
+    <w:p>
+      <w:pPr>
+        <w:spacing w:after="80"/>
+        <w:ind w:left="454" w:hanging="454"/>
+      </w:pPr>
+      <w:r>
+        <w:t>Rural Water Supply Network (2015). Professional Water Well Drilling: A UNICEF Guidance Note. St Gallen: RWSN / UNICEF.</w:t>
+      </w:r>
+    </w:p>
+    <w:p>
+      <w:pPr>
+        <w:spacing w:after="80"/>
+        <w:ind w:left="454" w:hanging="454"/>
+      </w:pPr>
+      <w:r>
+        <w:t>Rural Water Supply Network (2010). Code of Practice for Cost Effective Boreholes. St Gallen: RWSN.</w:t>
+      </w:r>
+    </w:p>
+    <w:p>
+      <w:pPr>
+        <w:spacing w:after="80"/>
+        <w:ind w:left="454" w:hanging="454"/>
+      </w:pPr>
+      <w:r>
+        <w:t>World Health Organization (2022). Guidelines for Drinking-water Quality, 4th edition incorporating the first and second addenda. Geneva: World Health Organization.</w:t>
+      </w:r>
+    </w:p>
+    <w:p>
+      <w:pPr>
+        <w:spacing w:after="80"/>
+        <w:ind w:left="454" w:hanging="454"/>
+      </w:pPr>
+      <w:r>
+        <w:t>Sierra Leone Standards Bureau. Sierra Leone Standard for drinking water quality (SLS). Freetown: SLSB.</w:t>
+      </w:r>
+    </w:p>
+    <w:p>
+      <w:pPr>
+        <w:pStyle w:val="Heading1"/>
+      </w:pPr>
+      <w:r>
+        <w:t>Glossary and Abbreviations</w:t>
+      </w:r>
+    </w:p>
+    <w:tbl>
+      <w:tblPr>
+        <w:tblStyle w:val="TableGrid"/>
+        <w:tblW w:type="auto" w:w="0"/>
+        <w:jc w:val="center"/>
+        <w:tblLook w:firstColumn="1" w:firstRow="1" w:lastColumn="0" w:lastRow="0" w:noHBand="0" w:noVBand="1" w:val="04A0"/>
+      </w:tblPr>
+      <w:tblGrid>
+        <w:gridCol w:w="4536"/>
+        <w:gridCol w:w="4536"/>
+      </w:tblGrid>
+      <w:tr>
+        <w:tc>
+          <w:tcPr>
+            <w:tcW w:type="dxa" w:w="1984"/>
+            <w:shd w:val="clear" w:fill="1F5C8B"/>
+          </w:tcPr>
+          <w:p>
+            <w:r/>
+            <w:r>
+              <w:rPr>
+                <w:b/>
+                <w:color w:val="FFFFFF"/>
+                <w:sz w:val="18"/>
+              </w:rPr>
+              <w:t>Term</w:t>
+            </w:r>
+          </w:p>
+        </w:tc>
+        <w:tc>
+          <w:tcPr>
+            <w:tcW w:type="dxa" w:w="6803"/>
+            <w:shd w:val="clear" w:fill="1F5C8B"/>
+          </w:tcPr>
+          <w:p>
+            <w:r/>
+            <w:r>
+              <w:rPr>
+                <w:b/>
+                <w:color w:val="FFFFFF"/>
+                <w:sz w:val="18"/>
+              </w:rPr>
+              <w:t>Meaning</w:t>
+            </w:r>
+          </w:p>
+        </w:tc>
+      </w:tr>
+      <w:tr>
+        <w:tc>
+          <w:tcPr>
+            <w:tcW w:type="dxa" w:w="1984"/>
+          </w:tcPr>
+          <w:p>
+            <w:r/>
+            <w:r>
+              <w:rPr>
+                <w:sz w:val="18"/>
+              </w:rPr>
+              <w:t>VES</w:t>
+            </w:r>
+          </w:p>
+        </w:tc>
+        <w:tc>
+          <w:tcPr>
+            <w:tcW w:type="dxa" w:w="6803"/>
+          </w:tcPr>
+          <w:p>
+            <w:r/>
+            <w:r>
+              <w:rPr>
+                <w:sz w:val="18"/>
+              </w:rPr>
+              <w:t>Vertical electrical sounding, a resistivity depth survey</w:t>
+            </w:r>
+          </w:p>
+        </w:tc>
+      </w:tr>
+      <w:tr>
+        <w:tc>
+          <w:tcPr>
+            <w:tcW w:type="dxa" w:w="1984"/>
+          </w:tcPr>
+          <w:p>
+            <w:r/>
+            <w:r>
+              <w:rPr>
+                <w:sz w:val="18"/>
+              </w:rPr>
+              <w:t>AB/2</w:t>
+            </w:r>
+          </w:p>
+        </w:tc>
+        <w:tc>
+          <w:tcPr>
+            <w:tcW w:type="dxa" w:w="6803"/>
+          </w:tcPr>
+          <w:p>
+            <w:r/>
+            <w:r>
+              <w:rPr>
+                <w:sz w:val="18"/>
+              </w:rPr>
+              <w:t>Half the current-electrode spacing in a Schlumberger array</w:t>
+            </w:r>
+          </w:p>
+        </w:tc>
+      </w:tr>
+      <w:tr>
+        <w:tc>
+          <w:tcPr>
+            <w:tcW w:type="dxa" w:w="1984"/>
+          </w:tcPr>
+          <w:p>
+            <w:r/>
+            <w:r>
+              <w:rPr>
+                <w:sz w:val="18"/>
+              </w:rPr>
+              <w:t>ohm-m</w:t>
+            </w:r>
+          </w:p>
+        </w:tc>
+        <w:tc>
+          <w:tcPr>
+            <w:tcW w:type="dxa" w:w="6803"/>
+          </w:tcPr>
+          <w:p>
+            <w:r/>
+            <w:r>
+              <w:rPr>
+                <w:sz w:val="18"/>
+              </w:rPr>
+              <w:t>Ohm-metre, the unit of electrical resistivity</w:t>
+            </w:r>
+          </w:p>
+        </w:tc>
+      </w:tr>
+      <w:tr>
+        <w:tc>
+          <w:tcPr>
+            <w:tcW w:type="dxa" w:w="1984"/>
+          </w:tcPr>
+          <w:p>
+            <w:r/>
+            <w:r>
+              <w:rPr>
+                <w:sz w:val="18"/>
+              </w:rPr>
+              <w:t>ERR</w:t>
+            </w:r>
+          </w:p>
+        </w:tc>
+        <w:tc>
+          <w:tcPr>
+            <w:tcW w:type="dxa" w:w="6803"/>
+          </w:tcPr>
+          <w:p>
+            <w:r/>
+            <w:r>
+              <w:rPr>
+                <w:sz w:val="18"/>
+              </w:rPr>
+              <w:t>Root-mean-square misfit of the fitted layered model (percent)</w:t>
+            </w:r>
+          </w:p>
+        </w:tc>
+      </w:tr>
+      <w:tr>
+        <w:tc>
+          <w:tcPr>
+            <w:tcW w:type="dxa" w:w="1984"/>
+          </w:tcPr>
+          <w:p>
+            <w:r/>
+            <w:r>
+              <w:rPr>
+                <w:sz w:val="18"/>
+              </w:rPr>
+              <w:t>S (Dar-Zarrouk)</w:t>
+            </w:r>
+          </w:p>
+        </w:tc>
+        <w:tc>
+          <w:tcPr>
+            <w:tcW w:type="dxa" w:w="6803"/>
+          </w:tcPr>
+          <w:p>
+            <w:r/>
+            <w:r>
+              <w:rPr>
+                <w:sz w:val="18"/>
+              </w:rPr>
+              <w:t>Longitudinal conductance, sum of thickness/resistivity (siemens)</w:t>
+            </w:r>
+          </w:p>
+        </w:tc>
+      </w:tr>
+      <w:tr>
+        <w:tc>
+          <w:tcPr>
+            <w:tcW w:type="dxa" w:w="1984"/>
+          </w:tcPr>
+          <w:p>
+            <w:r/>
+            <w:r>
+              <w:rPr>
+                <w:sz w:val="18"/>
+              </w:rPr>
+              <w:t>T (Dar-Zarrouk)</w:t>
+            </w:r>
+          </w:p>
+        </w:tc>
+        <w:tc>
+          <w:tcPr>
+            <w:tcW w:type="dxa" w:w="6803"/>
+          </w:tcPr>
+          <w:p>
+            <w:r/>
+            <w:r>
+              <w:rPr>
+                <w:sz w:val="18"/>
+              </w:rPr>
+              <w:t>Transverse resistance, sum of thickness x resistivity (ohm m2)</w:t>
+            </w:r>
+          </w:p>
+        </w:tc>
+      </w:tr>
+      <w:tr>
+        <w:tc>
+          <w:tcPr>
+            <w:tcW w:type="dxa" w:w="1984"/>
+          </w:tcPr>
+          <w:p>
+            <w:r/>
+            <w:r>
+              <w:rPr>
+                <w:sz w:val="18"/>
+              </w:rPr>
+              <w:t>SWL</w:t>
+            </w:r>
+          </w:p>
+        </w:tc>
+        <w:tc>
+          <w:tcPr>
+            <w:tcW w:type="dxa" w:w="6803"/>
+          </w:tcPr>
+          <w:p>
+            <w:r/>
+            <w:r>
+              <w:rPr>
+                <w:sz w:val="18"/>
+              </w:rPr>
+              <w:t>Static water level, the rest water level before pumping</w:t>
+            </w:r>
+          </w:p>
+        </w:tc>
+      </w:tr>
+      <w:tr>
+        <w:tc>
+          <w:tcPr>
+            <w:tcW w:type="dxa" w:w="1984"/>
+          </w:tcPr>
+          <w:p>
+            <w:r/>
+            <w:r>
+              <w:rPr>
+                <w:sz w:val="18"/>
+              </w:rPr>
+              <w:t>DWL</w:t>
+            </w:r>
+          </w:p>
+        </w:tc>
+        <w:tc>
+          <w:tcPr>
+            <w:tcW w:type="dxa" w:w="6803"/>
+          </w:tcPr>
+          <w:p>
+            <w:r/>
+            <w:r>
+              <w:rPr>
+                <w:sz w:val="18"/>
+              </w:rPr>
+              <w:t>Dynamic water level, the water level during pumping</w:t>
+            </w:r>
+          </w:p>
+        </w:tc>
+      </w:tr>
+      <w:tr>
+        <w:tc>
+          <w:tcPr>
+            <w:tcW w:type="dxa" w:w="1984"/>
+          </w:tcPr>
+          <w:p>
+            <w:r/>
+            <w:r>
+              <w:rPr>
+                <w:sz w:val="18"/>
+              </w:rPr>
+              <w:t>T (transmissivity)</w:t>
+            </w:r>
+          </w:p>
+        </w:tc>
+        <w:tc>
+          <w:tcPr>
+            <w:tcW w:type="dxa" w:w="6803"/>
+          </w:tcPr>
+          <w:p>
+            <w:r/>
+            <w:r>
+              <w:rPr>
+                <w:sz w:val="18"/>
+              </w:rPr>
+              <w:t>Aquifer transmissivity (m2/day)</w:t>
+            </w:r>
+          </w:p>
+        </w:tc>
+      </w:tr>
+      <w:tr>
+        <w:tc>
+          <w:tcPr>
+            <w:tcW w:type="dxa" w:w="1984"/>
+          </w:tcPr>
+          <w:p>
+            <w:r/>
+            <w:r>
+              <w:rPr>
+                <w:sz w:val="18"/>
+              </w:rPr>
+              <w:t>S (storativity)</w:t>
+            </w:r>
+          </w:p>
+        </w:tc>
+        <w:tc>
+          <w:tcPr>
+            <w:tcW w:type="dxa" w:w="6803"/>
+          </w:tcPr>
+          <w:p>
+            <w:r/>
+            <w:r>
+              <w:rPr>
+                <w:sz w:val="18"/>
+              </w:rPr>
+              <w:t>Aquifer storage coefficient (dimensionless)</w:t>
+            </w:r>
+          </w:p>
+        </w:tc>
+      </w:tr>
+      <w:tr>
+        <w:tc>
+          <w:tcPr>
+            <w:tcW w:type="dxa" w:w="1984"/>
+          </w:tcPr>
+          <w:p>
+            <w:r/>
+            <w:r>
+              <w:rPr>
+                <w:sz w:val="18"/>
+              </w:rPr>
+              <w:t>m3/h</w:t>
+            </w:r>
+          </w:p>
+        </w:tc>
+        <w:tc>
+          <w:tcPr>
+            <w:tcW w:type="dxa" w:w="6803"/>
+          </w:tcPr>
+          <w:p>
+            <w:r/>
+            <w:r>
+              <w:rPr>
+                <w:sz w:val="18"/>
+              </w:rPr>
+              <w:t>Cubic metres per hour, a discharge or yield rate</w:t>
+            </w:r>
+          </w:p>
+        </w:tc>
+      </w:tr>
+      <w:tr>
+        <w:tc>
+          <w:tcPr>
+            <w:tcW w:type="dxa" w:w="1984"/>
+          </w:tcPr>
+          <w:p>
+            <w:r/>
+            <w:r>
+              <w:rPr>
+                <w:sz w:val="18"/>
+              </w:rPr>
+              <w:t>LSI / RSI</w:t>
+            </w:r>
+          </w:p>
+        </w:tc>
+        <w:tc>
+          <w:tcPr>
+            <w:tcW w:type="dxa" w:w="6803"/>
+          </w:tcPr>
+          <w:p>
+            <w:r/>
+            <w:r>
+              <w:rPr>
+                <w:sz w:val="18"/>
+              </w:rPr>
+              <w:t>Langelier and Ryznar indices of water corrosivity and scaling</w:t>
+            </w:r>
+          </w:p>
+        </w:tc>
+      </w:tr>
+      <w:tr>
+        <w:tc>
+          <w:tcPr>
+            <w:tcW w:type="dxa" w:w="1984"/>
+          </w:tcPr>
+          <w:p>
+            <w:r/>
+            <w:r>
+              <w:rPr>
+                <w:sz w:val="18"/>
+              </w:rPr>
+              <w:t>WQI</w:t>
+            </w:r>
+          </w:p>
+        </w:tc>
+        <w:tc>
+          <w:tcPr>
+            <w:tcW w:type="dxa" w:w="6803"/>
+          </w:tcPr>
+          <w:p>
+            <w:r/>
+            <w:r>
+              <w:rPr>
+                <w:sz w:val="18"/>
+              </w:rPr>
+              <w:t>Water Quality Index, an aggregate 0-based quality score</w:t>
+            </w:r>
+          </w:p>
+        </w:tc>
+      </w:tr>
+      <w:tr>
+        <w:tc>
+          <w:tcPr>
+            <w:tcW w:type="dxa" w:w="1984"/>
+          </w:tcPr>
+          <w:p>
+            <w:r/>
+            <w:r>
+              <w:rPr>
+                <w:sz w:val="18"/>
+              </w:rPr>
+              <w:t>HI</w:t>
+            </w:r>
+          </w:p>
+        </w:tc>
+        <w:tc>
+          <w:tcPr>
+            <w:tcW w:type="dxa" w:w="6803"/>
+          </w:tcPr>
+          <w:p>
+            <w:r/>
+            <w:r>
+              <w:rPr>
+                <w:sz w:val="18"/>
+              </w:rPr>
+              <w:t>Health Hazard Index, the sum of chronic hazard quotients</w:t>
+            </w:r>
+          </w:p>
+        </w:tc>
+      </w:tr>
+      <w:tr>
+        <w:tc>
+          <w:tcPr>
+            <w:tcW w:type="dxa" w:w="1984"/>
+          </w:tcPr>
+          <w:p>
+            <w:r/>
+            <w:r>
+              <w:rPr>
+                <w:sz w:val="18"/>
+              </w:rPr>
+              <w:t>uPVC</w:t>
+            </w:r>
+          </w:p>
+        </w:tc>
+        <w:tc>
+          <w:tcPr>
+            <w:tcW w:type="dxa" w:w="6803"/>
+          </w:tcPr>
+          <w:p>
+            <w:r/>
+            <w:r>
+              <w:rPr>
+                <w:sz w:val="18"/>
+              </w:rPr>
+              <w:t>Unplasticised polyvinyl chloride, the casing and screen material</w:t>
+            </w:r>
+          </w:p>
+        </w:tc>
+      </w:tr>
+      <w:tr>
+        <w:tc>
+          <w:tcPr>
+            <w:tcW w:type="dxa" w:w="1984"/>
+          </w:tcPr>
+          <w:p>
+            <w:r/>
+            <w:r>
+              <w:rPr>
+                <w:sz w:val="18"/>
+              </w:rPr>
+              <w:t>GPS / UTM</w:t>
+            </w:r>
+          </w:p>
+        </w:tc>
+        <w:tc>
+          <w:tcPr>
+            <w:tcW w:type="dxa" w:w="6803"/>
+          </w:tcPr>
+          <w:p>
+            <w:r/>
+            <w:r>
+              <w:rPr>
+                <w:sz w:val="18"/>
+              </w:rPr>
+              <w:t>Satellite positioning and the Universal Transverse Mercator grid</w:t>
+            </w:r>
+          </w:p>
+        </w:tc>
+      </w:tr>
+      <w:tr>
+        <w:tc>
+          <w:tcPr>
+            <w:tcW w:type="dxa" w:w="1984"/>
+          </w:tcPr>
+          <w:p>
+            <w:r/>
+            <w:r>
+              <w:rPr>
+                <w:sz w:val="18"/>
+              </w:rPr>
+              <w:t>WASH</w:t>
+            </w:r>
+          </w:p>
+        </w:tc>
+        <w:tc>
+          <w:tcPr>
+            <w:tcW w:type="dxa" w:w="6803"/>
+          </w:tcPr>
+          <w:p>
+            <w:r/>
+            <w:r>
+              <w:rPr>
+                <w:sz w:val="18"/>
+              </w:rPr>
+              <w:t>Water, sanitation and hygiene</w:t>
+            </w:r>
+          </w:p>
+        </w:tc>
+      </w:tr>
+      <w:tr>
+        <w:tc>
+          <w:tcPr>
+            <w:tcW w:type="dxa" w:w="1984"/>
+          </w:tcPr>
+          <w:p>
+            <w:r/>
+            <w:r>
+              <w:rPr>
+                <w:sz w:val="18"/>
+              </w:rPr>
+              <w:t>RWSN</w:t>
+            </w:r>
+          </w:p>
+        </w:tc>
+        <w:tc>
+          <w:tcPr>
+            <w:tcW w:type="dxa" w:w="6803"/>
+          </w:tcPr>
+          <w:p>
+            <w:r/>
+            <w:r>
+              <w:rPr>
+                <w:sz w:val="18"/>
+              </w:rPr>
+              <w:t>Rural Water Supply Network</w:t>
+            </w:r>
+          </w:p>
+        </w:tc>
+      </w:tr>
+      <w:tr>
+        <w:tc>
+          <w:tcPr>
+            <w:tcW w:type="dxa" w:w="1984"/>
+          </w:tcPr>
+          <w:p>
+            <w:r/>
+            <w:r>
+              <w:rPr>
+                <w:sz w:val="18"/>
+              </w:rPr>
+              <w:t>SALWACO</w:t>
+            </w:r>
+          </w:p>
+        </w:tc>
+        <w:tc>
+          <w:tcPr>
+            <w:tcW w:type="dxa" w:w="6803"/>
+          </w:tcPr>
+          <w:p>
+            <w:r/>
+            <w:r>
+              <w:rPr>
+                <w:sz w:val="18"/>
+              </w:rPr>
+              <w:t>Sierra Leone Water Company</w:t>
+            </w:r>
+          </w:p>
+        </w:tc>
+      </w:tr>
+      <w:tr>
+        <w:tc>
+          <w:tcPr>
+            <w:tcW w:type="dxa" w:w="1984"/>
+          </w:tcPr>
+          <w:p>
+            <w:r/>
+            <w:r>
+              <w:rPr>
+                <w:sz w:val="18"/>
+              </w:rPr>
+              <w:t>WHO</w:t>
+            </w:r>
+          </w:p>
+        </w:tc>
+        <w:tc>
+          <w:tcPr>
+            <w:tcW w:type="dxa" w:w="6803"/>
+          </w:tcPr>
+          <w:p>
+            <w:r/>
+            <w:r>
+              <w:rPr>
+                <w:sz w:val="18"/>
+              </w:rPr>
+              <w:t>World Health Organization</w:t>
+            </w:r>
+          </w:p>
+        </w:tc>
+      </w:tr>
+      <w:tr>
+        <w:tc>
+          <w:tcPr>
+            <w:tcW w:type="dxa" w:w="1984"/>
+          </w:tcPr>
+          <w:p>
+            <w:r/>
+            <w:r>
+              <w:rPr>
+                <w:sz w:val="18"/>
+              </w:rPr>
+              <w:t>SLSB</w:t>
+            </w:r>
+          </w:p>
+        </w:tc>
+        <w:tc>
+          <w:tcPr>
+            <w:tcW w:type="dxa" w:w="6803"/>
+          </w:tcPr>
+          <w:p>
+            <w:r/>
+            <w:r>
+              <w:rPr>
+                <w:sz w:val="18"/>
+              </w:rPr>
+              <w:t>Sierra Leone Standards Bureau</w:t>
+            </w:r>
+          </w:p>
+        </w:tc>
+      </w:tr>
+    </w:tbl>
+    <w:p/>
     <w:p>
       <w:r>
         <w:rPr>

--- a/examples/projects/dr_timbo/reports/Dr_Timbo_Borehole_Completion_Report.docx
+++ b/examples/projects/dr_timbo/reports/Dr_Timbo_Borehole_Completion_Report.docx
@@ -219,6 +219,77 @@
           <w:i w:val="0"/>
         </w:rPr>
         <w:t>Groundwater can be abstracted from the ground in different ways, and the choice of abstraction method depends on the resources available and the local conditions. Borehole drilling was the recommended abstraction method for this project at Dr. Timbo's Residence, and the work was executed as per the specifications. Details of the activities are presented in this report.</w:t>
+      </w:r>
+    </w:p>
+    <w:p>
+      <w:pPr>
+        <w:pStyle w:val="Heading2"/>
+      </w:pPr>
+      <w:r>
+        <w:t>1.1 Location and setting</w:t>
+      </w:r>
+    </w:p>
+    <w:p>
+      <w:pPr>
+        <w:jc w:val="both"/>
+      </w:pPr>
+      <w:r>
+        <w:rPr>
+          <w:b w:val="0"/>
+          <w:i w:val="0"/>
+        </w:rPr>
+        <w:t>The site is recorded as Dr. Timbo's Residence, Western Area Rural district. No GPS position is recorded for it, so the maps below cover Western Area Rural district rather than the borehole itself and carry no site marker. Record the position on the field sheet and reissue this report: a borehole that cannot be found again on the ground cannot be revisited or maintained.</w:t>
+      </w:r>
+    </w:p>
+    <w:p>
+      <w:pPr>
+        <w:jc w:val="center"/>
+      </w:pPr>
+      <w:r>
+        <w:drawing>
+          <wp:inline xmlns:a="http://schemas.openxmlformats.org/drawingml/2006/main" xmlns:pic="http://schemas.openxmlformats.org/drawingml/2006/picture">
+            <wp:extent cx="5040000" cy="4627023"/>
+            <wp:docPr id="1" name="Picture 1"/>
+            <wp:cNvGraphicFramePr>
+              <a:graphicFrameLocks noChangeAspect="1"/>
+            </wp:cNvGraphicFramePr>
+            <a:graphic>
+              <a:graphicData uri="http://schemas.openxmlformats.org/drawingml/2006/picture">
+                <pic:pic>
+                  <pic:nvPicPr>
+                    <pic:cNvPr id="0" name="admin_map_8p3260_13p0991.png"/>
+                    <pic:cNvPicPr/>
+                  </pic:nvPicPr>
+                  <pic:blipFill>
+                    <a:blip r:embed="rId10"/>
+                    <a:stretch>
+                      <a:fillRect/>
+                    </a:stretch>
+                  </pic:blipFill>
+                  <pic:spPr>
+                    <a:xfrm>
+                      <a:off x="0" y="0"/>
+                      <a:ext cx="5040000" cy="4627023"/>
+                    </a:xfrm>
+                    <a:prstGeom prst="rect"/>
+                  </pic:spPr>
+                </pic:pic>
+              </a:graphicData>
+            </a:graphic>
+          </wp:inline>
+        </w:drawing>
+      </w:r>
+    </w:p>
+    <w:p>
+      <w:pPr>
+        <w:jc w:val="center"/>
+      </w:pPr>
+      <w:r>
+        <w:rPr>
+          <w:b/>
+          <w:sz w:val="18"/>
+        </w:rPr>
+        <w:t>Figure 1. Location of Western Area Rural district. Boundaries from geoBoundaries (CC BY 4.0).</w:t>
       </w:r>
     </w:p>
     <w:p>
@@ -2513,7 +2584,7 @@
         <w:drawing>
           <wp:inline xmlns:a="http://schemas.openxmlformats.org/drawingml/2006/main" xmlns:pic="http://schemas.openxmlformats.org/drawingml/2006/picture">
             <wp:extent cx="4860000" cy="5032704"/>
-            <wp:docPr id="1" name="Picture 1"/>
+            <wp:docPr id="2" name="Picture 2"/>
             <wp:cNvGraphicFramePr>
               <a:graphicFrameLocks noChangeAspect="1"/>
             </wp:cNvGraphicFramePr>
@@ -2525,7 +2596,7 @@
                     <pic:cNvPicPr/>
                   </pic:nvPicPr>
                   <pic:blipFill>
-                    <a:blip r:embed="rId10"/>
+                    <a:blip r:embed="rId11"/>
                     <a:stretch>
                       <a:fillRect/>
                     </a:stretch>
@@ -2553,7 +2624,7 @@
           <w:b/>
           <w:sz w:val="18"/>
         </w:rPr>
-        <w:t>Figure 1. As-built borehole design with lithology and construction columns.</w:t>
+        <w:t>Figure 2. As-built borehole design with lithology and construction columns.</w:t>
       </w:r>
     </w:p>
     <w:p>
@@ -2904,7 +2975,7 @@
         <w:drawing>
           <wp:inline xmlns:a="http://schemas.openxmlformats.org/drawingml/2006/main" xmlns:pic="http://schemas.openxmlformats.org/drawingml/2006/picture">
             <wp:extent cx="5400000" cy="2702179"/>
-            <wp:docPr id="2" name="Picture 2"/>
+            <wp:docPr id="3" name="Picture 3"/>
             <wp:cNvGraphicFramePr>
               <a:graphicFrameLocks noChangeAspect="1"/>
             </wp:cNvGraphicFramePr>
@@ -2916,7 +2987,7 @@
                     <pic:cNvPicPr/>
                   </pic:nvPicPr>
                   <pic:blipFill>
-                    <a:blip r:embed="rId11"/>
+                    <a:blip r:embed="rId12"/>
                     <a:stretch>
                       <a:fillRect/>
                     </a:stretch>
@@ -2944,7 +3015,7 @@
           <w:b/>
           <w:sz w:val="18"/>
         </w:rPr>
-        <w:t>Figure 2. Constant discharge test and recovery record.</w:t>
+        <w:t>Figure 3. Constant discharge test and recovery record.</w:t>
       </w:r>
     </w:p>
     <w:p>

--- a/examples/projects/dr_timbo/reports/Dr_Timbo_Borehole_Completion_Report.docx
+++ b/examples/projects/dr_timbo/reports/Dr_Timbo_Borehole_Completion_Report.docx
@@ -238,7 +238,7 @@
           <w:b w:val="0"/>
           <w:i w:val="0"/>
         </w:rPr>
-        <w:t>The site is recorded as Dr. Timbo's Residence, Western Area Rural district. No GPS position is recorded for it, so the maps below cover Western Area Rural district rather than the borehole itself and carry no site marker. Record the position on the field sheet and reissue this report: a borehole that cannot be found again on the ground cannot be revisited or maintained.</w:t>
+        <w:t>The site is at Dr. Timbo's Residence, Western Area Rural district, 8.32600 N, 13.09910 W.</w:t>
       </w:r>
     </w:p>
     <w:p>
@@ -289,7 +289,7 @@
           <w:b/>
           <w:sz w:val="18"/>
         </w:rPr>
-        <w:t>Figure 1. Location of Western Area Rural district. Boundaries from geoBoundaries (CC BY 4.0).</w:t>
+        <w:t>Figure 1. Location of Dr. Timbo's Residence. Boundaries from geoBoundaries (CC BY 4.0).</w:t>
       </w:r>
     </w:p>
     <w:p>
@@ -2583,7 +2583,7 @@
       <w:r>
         <w:drawing>
           <wp:inline xmlns:a="http://schemas.openxmlformats.org/drawingml/2006/main" xmlns:pic="http://schemas.openxmlformats.org/drawingml/2006/picture">
-            <wp:extent cx="4860000" cy="5032704"/>
+            <wp:extent cx="4860000" cy="7363038"/>
             <wp:docPr id="2" name="Picture 2"/>
             <wp:cNvGraphicFramePr>
               <a:graphicFrameLocks noChangeAspect="1"/>
@@ -2604,7 +2604,7 @@
                   <pic:spPr>
                     <a:xfrm>
                       <a:off x="0" y="0"/>
-                      <a:ext cx="4860000" cy="5032704"/>
+                      <a:ext cx="4860000" cy="7363038"/>
                     </a:xfrm>
                     <a:prstGeom prst="rect"/>
                   </pic:spPr>
